--- a/docs/数据库设计说明书.docx
+++ b/docs/数据库设计说明书.docx
@@ -328,12 +328,6 @@
             <w:insideH w:val="single" w:color="auto" w:sz="4" w:space="0"/>
             <w:insideV w:val="single" w:color="auto" w:sz="4" w:space="0"/>
           </w:tblBorders>
-          <w:tblCellMar>
-            <w:top w:w="0" w:type="dxa"/>
-            <w:left w:w="108" w:type="dxa"/>
-            <w:bottom w:w="0" w:type="dxa"/>
-            <w:right w:w="108" w:type="dxa"/>
-          </w:tblCellMar>
         </w:tblPrEx>
         <w:trPr>
           <w:cantSplit/>
@@ -4387,6 +4381,14 @@
       <w:pPr>
         <w:pStyle w:val="3"/>
         <w:spacing w:before="280" w:after="140" w:line="360" w:lineRule="auto"/>
+        <w:rPr>
+          <w:rFonts w:ascii="黑体" w:hAnsi="黑体" w:eastAsia="黑体"/>
+          <w:b/>
+          <w:bCs/>
+          <w:sz w:val="30"/>
+          <w:szCs w:val="30"/>
+          <w:highlight w:val="none"/>
+        </w:rPr>
       </w:pPr>
       <w:r>
         <w:rPr>
@@ -4395,21 +4397,69 @@
           <w:bCs/>
           <w:sz w:val="30"/>
           <w:szCs w:val="30"/>
+          <w:highlight w:val="none"/>
         </w:rPr>
-        <w:t>4</w:t>
+        <w:t>4.1 实体关系图（ER 图）</w:t>
+      </w:r>
+    </w:p>
+    <w:p>
+      <w:pPr>
+        <w:jc w:val="center"/>
+        <w:rPr>
+          <w:rFonts w:hint="eastAsia" w:eastAsia="黑体"/>
+          <w:lang w:eastAsia="zh-CN"/>
+        </w:rPr>
+      </w:pPr>
+      <w:r>
+        <w:rPr>
+          <w:rFonts w:hint="eastAsia" w:eastAsia="黑体"/>
+          <w:lang w:eastAsia="zh-CN"/>
+        </w:rPr>
+        <w:drawing>
+          <wp:inline distT="0" distB="0" distL="114300" distR="114300">
+            <wp:extent cx="4324350" cy="3591560"/>
+            <wp:effectExtent l="0" t="0" r="6350" b="2540"/>
+            <wp:docPr id="1" name="图片 1" descr="数据库矢量"/>
+            <wp:cNvGraphicFramePr>
+              <a:graphicFrameLocks xmlns:a="http://schemas.openxmlformats.org/drawingml/2006/main" noChangeAspect="1"/>
+            </wp:cNvGraphicFramePr>
+            <a:graphic xmlns:a="http://schemas.openxmlformats.org/drawingml/2006/main">
+              <a:graphicData uri="http://schemas.openxmlformats.org/drawingml/2006/picture">
+                <pic:pic xmlns:pic="http://schemas.openxmlformats.org/drawingml/2006/picture">
+                  <pic:nvPicPr>
+                    <pic:cNvPr id="1" name="图片 1" descr="数据库矢量"/>
+                    <pic:cNvPicPr>
+                      <a:picLocks noChangeAspect="1"/>
+                    </pic:cNvPicPr>
+                  </pic:nvPicPr>
+                  <pic:blipFill>
+                    <a:blip r:embed="rId6">
+                      <a:extLst>
+                        <a:ext uri="{96DAC541-7B7A-43D3-8B79-37D633B846F1}">
+                          <asvg:svgBlip xmlns:asvg="http://schemas.microsoft.com/office/drawing/2016/SVG/main" r:embed="rId7"/>
+                        </a:ext>
+                      </a:extLst>
+                    </a:blip>
+                    <a:stretch>
+                      <a:fillRect/>
+                    </a:stretch>
+                  </pic:blipFill>
+                  <pic:spPr>
+                    <a:xfrm>
+                      <a:off x="0" y="0"/>
+                      <a:ext cx="4324350" cy="3591560"/>
+                    </a:xfrm>
+                    <a:prstGeom prst="rect">
+                      <a:avLst/>
+                    </a:prstGeom>
+                  </pic:spPr>
+                </pic:pic>
+              </a:graphicData>
+            </a:graphic>
+          </wp:inline>
+        </w:drawing>
       </w:r>
       <w:bookmarkStart w:id="0" w:name="_GoBack"/>
-      <w:r>
-        <w:rPr>
-          <w:rFonts w:ascii="黑体" w:hAnsi="黑体" w:eastAsia="黑体"/>
-          <w:b/>
-          <w:bCs/>
-          <w:sz w:val="30"/>
-          <w:szCs w:val="30"/>
-          <w:highlight w:val="yellow"/>
-        </w:rPr>
-        <w:t>.1 实体关系图（ER 图）</w:t>
-      </w:r>
       <w:bookmarkEnd w:id="0"/>
     </w:p>
     <w:p>
@@ -36358,12 +36408,6 @@
             <w:insideH w:val="single" w:color="auto" w:sz="4" w:space="0"/>
             <w:insideV w:val="single" w:color="auto" w:sz="4" w:space="0"/>
           </w:tblBorders>
-          <w:tblCellMar>
-            <w:top w:w="0" w:type="dxa"/>
-            <w:left w:w="108" w:type="dxa"/>
-            <w:bottom w:w="0" w:type="dxa"/>
-            <w:right w:w="108" w:type="dxa"/>
-          </w:tblCellMar>
         </w:tblPrEx>
         <w:trPr>
           <w:cantSplit/>
